--- a/Project_Description/Work_on_diploma_4th year/Курсова_робота_ПРІНС_Панцюк.docx
+++ b/Project_Description/Work_on_diploma_4th year/Курсова_робота_ПРІНС_Панцюк.docx
@@ -2984,7 +2984,7 @@
               <w:rPr>
                 <w:rFonts w:eastAsia="Times New Roman" w:cs="Times New Roman"/>
                 <w:szCs w:val="28"/>
-                <w:lang w:val="ru-RU" w:eastAsia="ru-RU"/>
+                <w:lang w:eastAsia="ru-RU"/>
               </w:rPr>
             </w:pPr>
             <w:r>
@@ -7332,16 +7332,10 @@
         <w:t xml:space="preserve">сторінок – </w:t>
       </w:r>
       <w:r>
-        <w:rPr>
-          <w:highlight w:val="yellow"/>
-        </w:rPr>
         <w:t>4</w:t>
       </w:r>
       <w:r>
-        <w:rPr>
-          <w:highlight w:val="yellow"/>
-        </w:rPr>
-        <w:t>0</w:t>
+        <w:t>5</w:t>
       </w:r>
       <w:r>
         <w:t>;</w:t>
@@ -7402,6 +7396,9 @@
       <w:r>
         <w:t xml:space="preserve">Об’єкт автоматизації – </w:t>
       </w:r>
+      <w:r>
+        <w:t>процеси планування, моніторингу та управління етапами будівництва одноповерхових житлових будинків.</w:t>
+      </w:r>
     </w:p>
     <w:p>
       <w:pPr>
@@ -7418,6 +7415,17 @@
       <w:r>
         <w:t xml:space="preserve"> – </w:t>
       </w:r>
+      <w:r>
+        <w:t xml:space="preserve">спеціалізований </w:t>
+      </w:r>
+      <w:proofErr w:type="spellStart"/>
+      <w:r>
+        <w:t>вебзастосунок</w:t>
+      </w:r>
+      <w:proofErr w:type="spellEnd"/>
+      <w:r>
+        <w:t xml:space="preserve"> для планування етапів будівництва одноповерхових будинків.</w:t>
+      </w:r>
     </w:p>
     <w:p>
       <w:pPr>
@@ -7441,6 +7449,25 @@
       <w:proofErr w:type="spellEnd"/>
       <w:r>
         <w:t xml:space="preserve"> для планування та моніторингу етапів робіт.</w:t>
+      </w:r>
+    </w:p>
+    <w:p>
+      <w:r>
+        <w:t xml:space="preserve">У першому розділі проаналізовано предметну область та обґрунтовано необхідність автоматизації управління будівництвом одноповерхових будинків . Визначено мету </w:t>
+      </w:r>
+      <w:proofErr w:type="spellStart"/>
+      <w:r>
+        <w:t>проєктування</w:t>
+      </w:r>
+      <w:proofErr w:type="spellEnd"/>
+      <w:r>
+        <w:t xml:space="preserve">, функціональні вимоги до системи та задачі основних користувачів </w:t>
+      </w:r>
+      <w:r>
+        <w:t>–</w:t>
+      </w:r>
+      <w:r>
+        <w:t xml:space="preserve"> менеджера і технічного координатора .</w:t>
       </w:r>
     </w:p>
     <w:p>
@@ -7450,17 +7477,37 @@
           <w:highlight w:val="yellow"/>
         </w:rPr>
       </w:pPr>
-      <w:r>
-        <w:rPr>
-          <w:highlight w:val="yellow"/>
-        </w:rPr>
-        <w:t>У першому розділі …</w:t>
-      </w:r>
-      <w:r>
-        <w:rPr>
-          <w:highlight w:val="yellow"/>
-        </w:rPr>
-        <w:t>.</w:t>
+    </w:p>
+    <w:p>
+      <w:pPr>
+        <w:ind w:firstLine="709"/>
+      </w:pPr>
+      <w:r>
+        <w:t xml:space="preserve">У другому розділі здійснено </w:t>
+      </w:r>
+      <w:proofErr w:type="spellStart"/>
+      <w:r>
+        <w:t>проєктування</w:t>
+      </w:r>
+      <w:proofErr w:type="spellEnd"/>
+      <w:r>
+        <w:t xml:space="preserve"> системи засобами мови UML. Розроблено діаграми прецедентів, класів, взаємодії та станів, а також </w:t>
+      </w:r>
+      <w:proofErr w:type="spellStart"/>
+      <w:r>
+        <w:t>спроєктовано</w:t>
+      </w:r>
+      <w:proofErr w:type="spellEnd"/>
+      <w:r>
+        <w:t xml:space="preserve"> архітектуру </w:t>
+      </w:r>
+      <w:proofErr w:type="spellStart"/>
+      <w:r>
+        <w:t>вебзастосунку</w:t>
+      </w:r>
+      <w:proofErr w:type="spellEnd"/>
+      <w:r>
+        <w:t xml:space="preserve"> за допомогою діаграм компонентів і розгортання.</w:t>
       </w:r>
     </w:p>
     <w:p>
@@ -7472,63 +7519,8 @@
       </w:pPr>
     </w:p>
     <w:p>
-      <w:pPr>
-        <w:ind w:firstLine="709"/>
-        <w:rPr>
-          <w:highlight w:val="yellow"/>
-        </w:rPr>
-      </w:pPr>
-    </w:p>
-    <w:p>
-      <w:pPr>
-        <w:ind w:firstLine="709"/>
-        <w:rPr>
-          <w:highlight w:val="yellow"/>
-        </w:rPr>
-      </w:pPr>
-    </w:p>
-    <w:p>
-      <w:pPr>
-        <w:ind w:firstLine="709"/>
-        <w:rPr>
-          <w:highlight w:val="yellow"/>
-        </w:rPr>
-      </w:pPr>
-      <w:r>
-        <w:rPr>
-          <w:highlight w:val="yellow"/>
-        </w:rPr>
-        <w:t xml:space="preserve">У другому розділі … </w:t>
-      </w:r>
-    </w:p>
-    <w:p>
-      <w:pPr>
-        <w:ind w:firstLine="709"/>
-      </w:pPr>
-    </w:p>
-    <w:p>
-      <w:pPr>
-        <w:ind w:firstLine="709"/>
-      </w:pPr>
-    </w:p>
-    <w:p>
-      <w:pPr>
-        <w:ind w:firstLine="709"/>
-      </w:pPr>
-    </w:p>
-    <w:p>
-      <w:pPr>
-        <w:ind w:firstLine="709"/>
-      </w:pPr>
-    </w:p>
-    <w:p/>
-    <w:p/>
-    <w:p/>
-    <w:p/>
-    <w:p/>
-    <w:p>
-      <w:r>
-        <w:t>КЛЮЧОВІ СЛОВА (ВЕЛИКИМИ ЛІТЕРАМИ В КІНЦІ СТОРІНКИ)</w:t>
+      <w:r>
+        <w:t>ВЕБЗАСТОСУНОК, ІНФОРМАЦІЙНА СИСТЕМА, АВТОМАТИЗАЦІЯ, ПЛАНУВАННЯ БУДІВНИЦТВА, ВІЗУАЛЬНЕ МОДЕЛЮВАННЯ, UML, ДІАГРАМА ГАНТА, МЕНЕДЖМЕНТ ПРОЄКТІВ.</w:t>
       </w:r>
     </w:p>
     <w:p>
@@ -9231,13 +9223,7 @@
       </w:r>
       <w:proofErr w:type="spellEnd"/>
       <w:r>
-        <w:t xml:space="preserve"> залишається складним організаційно</w:t>
-      </w:r>
-      <w:r>
-        <w:t xml:space="preserve"> – </w:t>
-      </w:r>
-      <w:r>
-        <w:t>технічним завданням. Специфіка будівництва вимагає чіткої координації дій між замовником, менеджерами та технічними виконавцями, а також суворого дотримання технологічної послідовності робіт .</w:t>
+        <w:t xml:space="preserve"> залишається складним організаційно – технічним завданням. Специфіка будівництва вимагає чіткої координації дій між замовником, менеджерами та технічними виконавцями, а також суворого дотримання технологічної послідовності робіт .</w:t>
       </w:r>
     </w:p>
     <w:p>
@@ -10115,7 +10101,7 @@
           <v:shape id="_x0000_i1025" type="#_x0000_t75" style="width:343.2pt;height:315.6pt" o:ole="">
             <v:imagedata r:id="rId10" o:title=""/>
           </v:shape>
-          <o:OLEObject Type="Embed" ProgID="Visio.Drawing.15" ShapeID="_x0000_i1025" DrawAspect="Content" ObjectID="_1826455024" r:id="rId11"/>
+          <o:OLEObject Type="Embed" ProgID="Visio.Drawing.15" ShapeID="_x0000_i1025" DrawAspect="Content" ObjectID="_1826710242" r:id="rId11"/>
         </w:object>
       </w:r>
     </w:p>
@@ -15970,11 +15956,11 @@
         <w:jc w:val="center"/>
       </w:pPr>
       <w:r>
-        <w:object w:dxaOrig="31476" w:dyaOrig="24168">
+        <w:object w:dxaOrig="31488" w:dyaOrig="24144">
           <v:shape id="_x0000_i1026" type="#_x0000_t75" style="width:481.8pt;height:369.6pt" o:ole="">
             <v:imagedata r:id="rId12" o:title=""/>
           </v:shape>
-          <o:OLEObject Type="Embed" ProgID="Visio.Drawing.15" ShapeID="_x0000_i1026" DrawAspect="Content" ObjectID="_1826455025" r:id="rId13"/>
+          <o:OLEObject Type="Embed" ProgID="Visio.Drawing.15" ShapeID="_x0000_i1026" DrawAspect="Content" ObjectID="_1826710243" r:id="rId13"/>
         </w:object>
       </w:r>
     </w:p>
@@ -16361,7 +16347,7 @@
           <v:shape id="_x0000_i1027" type="#_x0000_t75" style="width:342pt;height:247.2pt" o:ole="">
             <v:imagedata r:id="rId14" o:title=""/>
           </v:shape>
-          <o:OLEObject Type="Embed" ProgID="Visio.Drawing.15" ShapeID="_x0000_i1027" DrawAspect="Content" ObjectID="_1826455026" r:id="rId15"/>
+          <o:OLEObject Type="Embed" ProgID="Visio.Drawing.15" ShapeID="_x0000_i1027" DrawAspect="Content" ObjectID="_1826710244" r:id="rId15"/>
         </w:object>
       </w:r>
     </w:p>
@@ -16808,10 +16794,10 @@
       </w:pPr>
       <w:r>
         <w:object w:dxaOrig="6864" w:dyaOrig="23724">
-          <v:shape id="_x0000_i1029" type="#_x0000_t75" style="width:190.2pt;height:657pt" o:ole="">
+          <v:shape id="_x0000_i1028" type="#_x0000_t75" style="width:190.2pt;height:657pt" o:ole="">
             <v:imagedata r:id="rId18" o:title=""/>
           </v:shape>
-          <o:OLEObject Type="Embed" ProgID="Visio.Drawing.15" ShapeID="_x0000_i1029" DrawAspect="Content" ObjectID="_1826455027" r:id="rId19"/>
+          <o:OLEObject Type="Embed" ProgID="Visio.Drawing.15" ShapeID="_x0000_i1028" DrawAspect="Content" ObjectID="_1826710245" r:id="rId19"/>
         </w:object>
       </w:r>
     </w:p>
@@ -16854,19 +16840,7 @@
     </w:p>
     <w:p>
       <w:r>
-        <w:t>На рис.</w:t>
-      </w:r>
-      <w:r>
-        <w:t>1</w:t>
-      </w:r>
-      <w:r>
-        <w:t>.</w:t>
-      </w:r>
-      <w:r>
-        <w:t>6</w:t>
-      </w:r>
-      <w:r>
-        <w:t xml:space="preserve"> можна побачити які дії у системі може виконувати користувач з роллю менеджера. Після запуску програми користувач потрапляє на форму введення облікових даних. Менеджер вводить логін та пароль, після чого інформація передається до системи для перевірки. Система звіряє отримані дані з інформацією, що зберігається у базі даних.</w:t>
+        <w:t>На рис.1.6 можна побачити які дії у системі може виконувати користувач з роллю менеджера. Після запуску програми користувач потрапляє на форму введення облікових даних. Менеджер вводить логін та пароль, після чого інформація передається до системи для перевірки. Система звіряє отримані дані з інформацією, що зберігається у базі даних.</w:t>
       </w:r>
     </w:p>
     <w:p>
@@ -16914,10 +16888,10 @@
       </w:pPr>
       <w:r>
         <w:object w:dxaOrig="10548" w:dyaOrig="15649">
-          <v:shape id="_x0000_i1030" type="#_x0000_t75" style="width:285.6pt;height:422.4pt" o:ole="">
+          <v:shape id="_x0000_i1029" type="#_x0000_t75" style="width:285.6pt;height:422.4pt" o:ole="">
             <v:imagedata r:id="rId20" o:title=""/>
           </v:shape>
-          <o:OLEObject Type="Embed" ProgID="Visio.Drawing.15" ShapeID="_x0000_i1030" DrawAspect="Content" ObjectID="_1826455028" r:id="rId21"/>
+          <o:OLEObject Type="Embed" ProgID="Visio.Drawing.15" ShapeID="_x0000_i1029" DrawAspect="Content" ObjectID="_1826710246" r:id="rId21"/>
         </w:object>
       </w:r>
     </w:p>
@@ -16949,19 +16923,7 @@
     </w:p>
     <w:p>
       <w:r>
-        <w:t xml:space="preserve">На рис. </w:t>
-      </w:r>
-      <w:r>
-        <w:t>1</w:t>
-      </w:r>
-      <w:r>
-        <w:t>.</w:t>
-      </w:r>
-      <w:r>
-        <w:t>7</w:t>
-      </w:r>
-      <w:r>
-        <w:t xml:space="preserve"> можна побачити, які дії у системі може виконувати користувач з роллю технічного координатора. Після запуску програми користувач потрапляє на форму авторизації. Координатор вводить необхідні дані, після чого </w:t>
+        <w:t xml:space="preserve">На рис. 1.7 можна побачити, які дії у системі може виконувати користувач з роллю технічного координатора. Після запуску програми користувач потрапляє на форму авторизації. Координатор вводить необхідні дані, після чого </w:t>
       </w:r>
       <w:r>
         <w:lastRenderedPageBreak/>
@@ -17031,10 +16993,10 @@
       </w:pPr>
       <w:r>
         <w:object w:dxaOrig="9696" w:dyaOrig="13669">
-          <v:shape id="_x0000_i1033" type="#_x0000_t75" style="width:316.8pt;height:447pt" o:ole="">
+          <v:shape id="_x0000_i1030" type="#_x0000_t75" style="width:316.8pt;height:447pt" o:ole="">
             <v:imagedata r:id="rId22" o:title=""/>
           </v:shape>
-          <o:OLEObject Type="Embed" ProgID="Visio.Drawing.15" ShapeID="_x0000_i1033" DrawAspect="Content" ObjectID="_1826455029" r:id="rId23"/>
+          <o:OLEObject Type="Embed" ProgID="Visio.Drawing.15" ShapeID="_x0000_i1030" DrawAspect="Content" ObjectID="_1826710247" r:id="rId23"/>
         </w:object>
       </w:r>
     </w:p>
@@ -17089,14 +17051,15 @@
         <w:t xml:space="preserve"> моделі: клієнтський рівень, сервер додатків (веб-сервер) та сервер бази даних. Діаграма відображає основні компоненти системи, а також взаємозв’язки між ними за допомогою інтерфейсів та каналів зв’язку.</w:t>
       </w:r>
     </w:p>
-    <w:p>
-      <w:r>
+    <w:p/>
+    <w:p>
+      <w:r>
+        <w:lastRenderedPageBreak/>
         <w:t>1. Клієнтський рівень (робоча станція користувача)</w:t>
       </w:r>
     </w:p>
     <w:p>
       <w:r>
-        <w:lastRenderedPageBreak/>
         <w:t>Компонент: Веб-браузер</w:t>
       </w:r>
     </w:p>
@@ -17310,10 +17273,10 @@
       </w:pPr>
       <w:r>
         <w:object w:dxaOrig="14280" w:dyaOrig="7884">
-          <v:shape id="_x0000_i1028" type="#_x0000_t75" style="width:418.2pt;height:231pt" o:ole="">
+          <v:shape id="_x0000_i1031" type="#_x0000_t75" style="width:418.2pt;height:231pt" o:ole="">
             <v:imagedata r:id="rId24" o:title=""/>
           </v:shape>
-          <o:OLEObject Type="Embed" ProgID="Visio.Drawing.15" ShapeID="_x0000_i1028" DrawAspect="Content" ObjectID="_1826455030" r:id="rId25"/>
+          <o:OLEObject Type="Embed" ProgID="Visio.Drawing.15" ShapeID="_x0000_i1031" DrawAspect="Content" ObjectID="_1826710248" r:id="rId25"/>
         </w:object>
       </w:r>
     </w:p>
@@ -17478,21 +17441,81 @@
     <w:p>
       <w:pPr>
         <w:ind w:firstLine="709"/>
-        <w:rPr>
-          <w:highlight w:val="yellow"/>
-        </w:rPr>
-      </w:pPr>
-      <w:r>
-        <w:rPr>
-          <w:highlight w:val="yellow"/>
-        </w:rPr>
-        <w:t>Перелічити що зроблено</w:t>
-      </w:r>
-      <w:r>
-        <w:rPr>
-          <w:highlight w:val="yellow"/>
-        </w:rPr>
-        <w:t>.</w:t>
+      </w:pPr>
+      <w:r>
+        <w:t xml:space="preserve">У ході виконання курсової роботи було проведено повний цикл візуального моделювання спеціалізованого </w:t>
+      </w:r>
+      <w:proofErr w:type="spellStart"/>
+      <w:r>
+        <w:t>вебзастосунку</w:t>
+      </w:r>
+      <w:proofErr w:type="spellEnd"/>
+      <w:r>
+        <w:t xml:space="preserve"> для планування етапів будівництва одноповерхових будинків. Було визначено об’єкт автоматизації, детально описано ролі користувачів системи менеджера та технічного координатора та сформульовано мету й основні задачі </w:t>
+      </w:r>
+      <w:proofErr w:type="spellStart"/>
+      <w:r>
+        <w:t>проєктування</w:t>
+      </w:r>
+      <w:proofErr w:type="spellEnd"/>
+      <w:r>
+        <w:t>. Створено комплекс UML – діаграм, що охоплює різні аспекти функціонування застосунку: від загального опису взаємодії користувача з системою до деталізації внутрішньої структури та апаратного середовища.</w:t>
+      </w:r>
+    </w:p>
+    <w:p>
+      <w:pPr>
+        <w:ind w:firstLine="709"/>
+      </w:pPr>
+      <w:r>
+        <w:t>У процесі роботи були підготовлені такі моделі:</w:t>
+      </w:r>
+    </w:p>
+    <w:p>
+      <w:pPr>
+        <w:ind w:firstLine="709"/>
+      </w:pPr>
+      <w:r>
+        <w:t>– діаграма прецедентів, яка окреслила основні функції системи та розмежувала зони відповідальності між адміністративним та технічним персоналом;</w:t>
+      </w:r>
+    </w:p>
+    <w:p>
+      <w:pPr>
+        <w:ind w:firstLine="709"/>
+      </w:pPr>
+      <w:r>
+        <w:t>– діаграма класів, що визначила внутрішню структуру застосунку, описавши  ключові сутності та зв’язки між ними;</w:t>
+      </w:r>
+    </w:p>
+    <w:p>
+      <w:pPr>
+        <w:ind w:firstLine="709"/>
+      </w:pPr>
+      <w:r>
+        <w:t>– діаграми комунікації та послідовності, які дозволили описати порядок обміну повідомленнями між об’єктами, логіку виконання основних операцій та необхідні точки перевірки даних системою;</w:t>
+      </w:r>
+    </w:p>
+    <w:p>
+      <w:pPr>
+        <w:ind w:firstLine="709"/>
+      </w:pPr>
+      <w:r>
+        <w:t>– діаграма станів, що відобразила життєвий цикл обробки даних – від реєстрації клієнта до формування фінального звіту про будівництво;</w:t>
+      </w:r>
+    </w:p>
+    <w:p>
+      <w:pPr>
+        <w:ind w:firstLine="709"/>
+      </w:pPr>
+      <w:r>
+        <w:t>– діаграма активності, яка продемонструвала повні робочі процеси для кожної ролі, включаючи алгоритми авторизації та розгалуження дій;</w:t>
+      </w:r>
+    </w:p>
+    <w:p>
+      <w:pPr>
+        <w:ind w:firstLine="709"/>
+      </w:pPr>
+      <w:r>
+        <w:t>діаграми компонентів і розгортання, що розкрили архітектуру програмного забезпечення.</w:t>
       </w:r>
     </w:p>
     <w:p>
@@ -17502,101 +17525,35 @@
           <w:highlight w:val="yellow"/>
         </w:rPr>
       </w:pPr>
-    </w:p>
-    <w:p>
-      <w:pPr>
-        <w:ind w:firstLine="709"/>
-      </w:pPr>
-      <w:r>
-        <w:rPr>
-          <w:highlight w:val="yellow"/>
-        </w:rPr>
-        <w:t>Зробити висновки, яку додаткову інформаці</w:t>
-      </w:r>
-      <w:r>
-        <w:rPr>
-          <w:highlight w:val="yellow"/>
-        </w:rPr>
-        <w:t>ю</w:t>
-      </w:r>
-      <w:r>
-        <w:rPr>
-          <w:highlight w:val="yellow"/>
-        </w:rPr>
-        <w:t xml:space="preserve"> про роботу </w:t>
+      <w:r>
+        <w:t>Побудова UML</w:t>
+      </w:r>
+      <w:r>
+        <w:t xml:space="preserve"> – </w:t>
+      </w:r>
+      <w:r>
+        <w:t xml:space="preserve">діаграм надала можливість отримати додаткове та більш структуроване розуміння роботи </w:t>
       </w:r>
       <w:proofErr w:type="spellStart"/>
       <w:r>
-        <w:rPr>
-          <w:highlight w:val="yellow"/>
-        </w:rPr>
         <w:t>проєктованого</w:t>
       </w:r>
       <w:proofErr w:type="spellEnd"/>
       <w:r>
-        <w:rPr>
-          <w:highlight w:val="yellow"/>
-        </w:rPr>
-        <w:t xml:space="preserve"> сервісу/програми вдалося отримати завдяки виконанню UML діаграм.</w:t>
-      </w:r>
-    </w:p>
-    <w:p>
-      <w:pPr>
-        <w:ind w:firstLine="709"/>
-      </w:pPr>
-    </w:p>
-    <w:p>
-      <w:pPr>
-        <w:ind w:firstLine="709"/>
-      </w:pPr>
-    </w:p>
-    <w:p>
-      <w:pPr>
-        <w:ind w:firstLine="709"/>
-        <w:rPr>
-          <w:lang w:val="ru-RU"/>
-        </w:rPr>
-      </w:pPr>
-      <w:r>
-        <w:rPr>
-          <w:lang w:val="ru-RU"/>
-        </w:rPr>
-        <w:t>[</w:t>
-      </w:r>
-      <w:r>
-        <w:fldChar w:fldCharType="begin"/>
-      </w:r>
-      <w:r>
-        <w:instrText xml:space="preserve"> REF _Ref207787259 \h </w:instrText>
-      </w:r>
-      <w:r>
-        <w:fldChar w:fldCharType="separate"/>
-      </w:r>
-      <w:r>
-        <w:rPr>
-          <w:noProof/>
-        </w:rPr>
-        <w:t>1</w:t>
-      </w:r>
-      <w:r>
-        <w:fldChar w:fldCharType="end"/>
-      </w:r>
-      <w:r>
-        <w:rPr>
-          <w:lang w:val="ru-RU"/>
-        </w:rPr>
-        <w:t>]</w:t>
-      </w:r>
-    </w:p>
-    <w:p>
-      <w:pPr>
-        <w:ind w:firstLine="709"/>
-      </w:pPr>
-    </w:p>
-    <w:p>
-      <w:pPr>
-        <w:ind w:firstLine="709"/>
-      </w:pPr>
+        <w:t xml:space="preserve"> </w:t>
+      </w:r>
+      <w:proofErr w:type="spellStart"/>
+      <w:r>
+        <w:t>вебзастосунку</w:t>
+      </w:r>
+      <w:proofErr w:type="spellEnd"/>
+      <w:r>
+        <w:t xml:space="preserve">. Зокрема, вдалося чітко визначити межі відповідальності між компонентами, показати взаємозв’язки між модулями системи, виявити ключові точки взаємодії та уточнити послідовність операцій, які виконує програма під час планування </w:t>
+      </w:r>
+      <w:r>
+        <w:lastRenderedPageBreak/>
+        <w:t>етапів будівництва та розподілу ресурсів. Деталізоване моделювання дозволило сформувати цілісне уявлення про архітектуру системи та забезпечило можливість завчасно оцінити її логіку, функціональність та поведінку в реальних умовах експлуатації.</w:t>
+      </w:r>
     </w:p>
     <w:p>
       <w:pPr>
@@ -17653,6 +17610,9 @@
       <w:r>
         <w:t xml:space="preserve">. </w:t>
       </w:r>
+      <w:r>
+        <w:t>Ж Олександр. Автоматизація будівництва в Україні: нова ера відбудови та інновацій. 2025. URL: https://blog.mehbud.com.ua/uk/other/avtomatyzatsiya-budivnytstva-v-ukrayini/ (дата звернення: 08.12.2025).</w:t>
+      </w:r>
     </w:p>
     <w:p>
       <w:pPr>
@@ -17680,6 +17640,30 @@
       <w:r>
         <w:t xml:space="preserve">. </w:t>
       </w:r>
+      <w:proofErr w:type="spellStart"/>
+      <w:r>
+        <w:t>Кулік</w:t>
+      </w:r>
+      <w:proofErr w:type="spellEnd"/>
+      <w:r>
+        <w:t xml:space="preserve"> М. В., Іваненко Д. С., </w:t>
+      </w:r>
+      <w:proofErr w:type="spellStart"/>
+      <w:r>
+        <w:t>Болюк</w:t>
+      </w:r>
+      <w:proofErr w:type="spellEnd"/>
+      <w:r>
+        <w:t xml:space="preserve"> С. В., Чечель М. В., </w:t>
+      </w:r>
+      <w:proofErr w:type="spellStart"/>
+      <w:r>
+        <w:t>Гундров</w:t>
+      </w:r>
+      <w:proofErr w:type="spellEnd"/>
+      <w:r>
+        <w:t xml:space="preserve"> Г. В. Виклики та перспективи впровадження автоматизованих систем у будівельну галузь. Український журнал будівництва та архітектури. 2025. № 2. DOI: https://doi.org/10.30838/UJCEA.2312.270425.58.1144..</w:t>
+      </w:r>
     </w:p>
     <w:p>
       <w:pPr>
@@ -17707,6 +17691,22 @@
       <w:r>
         <w:t xml:space="preserve">. </w:t>
       </w:r>
+      <w:proofErr w:type="spellStart"/>
+      <w:r>
+        <w:t>Шестаковська</w:t>
+      </w:r>
+      <w:proofErr w:type="spellEnd"/>
+      <w:r>
+        <w:t xml:space="preserve"> Т. Л. Цифрові платформи як інструменти ефективного управління будівельними </w:t>
+      </w:r>
+      <w:proofErr w:type="spellStart"/>
+      <w:r>
+        <w:t>проєктами</w:t>
+      </w:r>
+      <w:proofErr w:type="spellEnd"/>
+      <w:r>
+        <w:t>. Державне управління: теорія та практика. 2023. № 3. DOI: https://doi.org/10.32782/1813-3401.2023.3.24..</w:t>
+      </w:r>
     </w:p>
     <w:p>
       <w:pPr>
@@ -17734,6 +17734,25 @@
       <w:r>
         <w:t xml:space="preserve">. </w:t>
       </w:r>
+      <w:r>
+        <w:t xml:space="preserve">Дружинін М., Степанюк Р., </w:t>
+      </w:r>
+      <w:proofErr w:type="spellStart"/>
+      <w:r>
+        <w:t>Гергі</w:t>
+      </w:r>
+      <w:proofErr w:type="spellEnd"/>
+      <w:r>
+        <w:t xml:space="preserve"> М., </w:t>
+      </w:r>
+      <w:proofErr w:type="spellStart"/>
+      <w:r>
+        <w:t>Малихін</w:t>
+      </w:r>
+      <w:proofErr w:type="spellEnd"/>
+      <w:r>
+        <w:t xml:space="preserve"> М., Сторожук О., Костенко Д. Цифрові моделі організації будівництва на ґрунті інтеграційного підходу та SMART-управління. Управління розвитком складних систем. 2024. № 60. URL: http://mdcs.knuba.edu.ua/article/view/323570..</w:t>
+      </w:r>
     </w:p>
     <w:p>
       <w:pPr>
@@ -17761,6 +17780,9 @@
       <w:r>
         <w:t xml:space="preserve">. </w:t>
       </w:r>
+      <w:r>
+        <w:t>Войтович В. В. Вплив BIM-технологій на ефективність управління будівництвом. Сучасні проблеми архітектури та містобудування. 2025. № 71. DOI: https://doi.org/10.32347/2077-3455.2025.71.646-657..</w:t>
+      </w:r>
     </w:p>
     <w:p>
       <w:pPr>
@@ -17788,6 +17810,9 @@
       <w:r>
         <w:t xml:space="preserve">. </w:t>
       </w:r>
+      <w:r>
+        <w:t>Мельник З. Роль технологій будівельного інформаційного моделювання в архітектурній освіті. SA. 2024. Т. 6. № 2. DOI: https://doi.org/10.23939/sa2024.02.087..</w:t>
+      </w:r>
     </w:p>
     <w:p>
       <w:pPr>
@@ -17815,6 +17840,25 @@
       <w:r>
         <w:t xml:space="preserve">. </w:t>
       </w:r>
+      <w:r>
+        <w:t xml:space="preserve">Арутюнян І. А., </w:t>
+      </w:r>
+      <w:proofErr w:type="spellStart"/>
+      <w:r>
+        <w:t>Ажажа</w:t>
+      </w:r>
+      <w:proofErr w:type="spellEnd"/>
+      <w:r>
+        <w:t xml:space="preserve"> О. В., Кузнецов В. В., Арутюнян Є. Е. Розвиток інноваційних технологій в будівництві та цивільній інженерії в умовах </w:t>
+      </w:r>
+      <w:proofErr w:type="spellStart"/>
+      <w:r>
+        <w:t>цифровізації</w:t>
+      </w:r>
+      <w:proofErr w:type="spellEnd"/>
+      <w:r>
+        <w:t xml:space="preserve"> економіки України. Мости та тунелі: теорія, дослідження, практика. 2024. № 25. DOI: https://doi.org/10.15802/bttrp2024/303240..</w:t>
+      </w:r>
     </w:p>
     <w:p>
       <w:pPr>
@@ -17842,6 +17886,49 @@
       <w:r>
         <w:t xml:space="preserve">. </w:t>
       </w:r>
+      <w:r>
+        <w:t xml:space="preserve">Мацала М. Інформаційні технології в будівництві та їх вплив на остаточне формування вартості проєкту. </w:t>
+      </w:r>
+      <w:proofErr w:type="spellStart"/>
+      <w:r>
+        <w:t>Modern</w:t>
+      </w:r>
+      <w:proofErr w:type="spellEnd"/>
+      <w:r>
+        <w:t xml:space="preserve"> </w:t>
+      </w:r>
+      <w:proofErr w:type="spellStart"/>
+      <w:r>
+        <w:t>engineering</w:t>
+      </w:r>
+      <w:proofErr w:type="spellEnd"/>
+      <w:r>
+        <w:t xml:space="preserve"> </w:t>
+      </w:r>
+      <w:proofErr w:type="spellStart"/>
+      <w:r>
+        <w:t>and</w:t>
+      </w:r>
+      <w:proofErr w:type="spellEnd"/>
+      <w:r>
+        <w:t xml:space="preserve"> </w:t>
+      </w:r>
+      <w:proofErr w:type="spellStart"/>
+      <w:r>
+        <w:t>innovative</w:t>
+      </w:r>
+      <w:proofErr w:type="spellEnd"/>
+      <w:r>
+        <w:t xml:space="preserve"> </w:t>
+      </w:r>
+      <w:proofErr w:type="spellStart"/>
+      <w:r>
+        <w:t>technologies</w:t>
+      </w:r>
+      <w:proofErr w:type="spellEnd"/>
+      <w:r>
+        <w:t>. 2024. № 33-02. DOI: https://doi.org/10.30890/2567-5273.2024-33-00-005..</w:t>
+      </w:r>
     </w:p>
     <w:p>
       <w:pPr>
@@ -17849,6 +17936,7 @@
         <w:ind w:firstLine="709"/>
       </w:pPr>
       <w:r>
+        <w:lastRenderedPageBreak/>
         <w:fldChar w:fldCharType="begin"/>
       </w:r>
       <w:r>
@@ -17869,6 +17957,17 @@
       <w:r>
         <w:t xml:space="preserve">. </w:t>
       </w:r>
+      <w:r>
+        <w:t xml:space="preserve">Іванов Ю. В., </w:t>
+      </w:r>
+      <w:proofErr w:type="spellStart"/>
+      <w:r>
+        <w:t>Вергал</w:t>
+      </w:r>
+      <w:proofErr w:type="spellEnd"/>
+      <w:r>
+        <w:t xml:space="preserve"> К. Ю., Дзеверіна К. С. Впровадження автоматизації та елементів інформаційної логістики в будівельній галузі. Економіка та держава. 2024. DOI: https://doi.org/10.32782/2523-4803/74-3-2..</w:t>
+      </w:r>
     </w:p>
     <w:p>
       <w:pPr>
@@ -17896,6 +17995,14 @@
       <w:r>
         <w:t xml:space="preserve">. </w:t>
       </w:r>
+      <w:proofErr w:type="spellStart"/>
+      <w:r>
+        <w:t>Remato</w:t>
+      </w:r>
+      <w:proofErr w:type="spellEnd"/>
+      <w:r>
+        <w:t>. Найкращі ERP-системи для будівельної галузі. 2025. URL: https://remato.com/uk/blog/programne-zabezpechennya-erp-dlya-budivnicz/ (дата звернення: 08.12.2025).</w:t>
+      </w:r>
     </w:p>
     <w:p>
       <w:pPr>
@@ -17923,6 +18030,14 @@
       <w:r>
         <w:t xml:space="preserve">. </w:t>
       </w:r>
+      <w:proofErr w:type="spellStart"/>
+      <w:r>
+        <w:t>Mehbud</w:t>
+      </w:r>
+      <w:proofErr w:type="spellEnd"/>
+      <w:r>
+        <w:t>. ТОП-10 CRM/ERP для будівельних компаній та виробників в Україні. 2025. URL: https://blog.mehbud.com.ua/uk/other/top-10-crm-erp-dlya-budivel%ca%b9nykh-kompaniy/ (дата звернення: 08.12.2025).</w:t>
+      </w:r>
     </w:p>
     <w:p>
       <w:pPr>
@@ -17950,6 +18065,9 @@
       <w:r>
         <w:t xml:space="preserve">. </w:t>
       </w:r>
+      <w:r>
+        <w:t>Олевський В. І., Олевська Ю. Б., Соколова Н. О. Моделювання інформаційних систем: конспект лекцій. Дніпро: НТУ «Дніпровська політехніка», 2024. 499 с.</w:t>
+      </w:r>
     </w:p>
     <w:p>
       <w:pPr>
@@ -18168,19 +18286,6 @@
       </w:r>
     </w:p>
     <w:p/>
-    <w:p>
-      <w:pPr>
-        <w:rPr>
-          <w:color w:val="FF0000"/>
-        </w:rPr>
-      </w:pPr>
-      <w:r>
-        <w:rPr>
-          <w:color w:val="FF0000"/>
-        </w:rPr>
-        <w:t>Джерела оформлюються за ДСТУ</w:t>
-      </w:r>
-    </w:p>
     <w:p/>
     <w:p>
       <w:pPr>
@@ -19751,6 +19856,17 @@
       <w:u w:val="single"/>
     </w:rPr>
   </w:style>
+  <w:style w:type="paragraph" w:styleId="ab">
+    <w:name w:val="List Paragraph"/>
+    <w:basedOn w:val="a"/>
+    <w:uiPriority w:val="34"/>
+    <w:qFormat/>
+    <w:rsid w:val="00F62062"/>
+    <w:pPr>
+      <w:ind w:left="720"/>
+      <w:contextualSpacing/>
+    </w:pPr>
+  </w:style>
 </w:styles>
 </file>
 
@@ -19910,21 +20026,34 @@
   </w:compat>
   <w:rsids>
     <w:rsidRoot w:val="003E7CBF"/>
+    <w:rsid w:val="00002855"/>
+    <w:rsid w:val="00027B6D"/>
     <w:rsid w:val="000B084E"/>
     <w:rsid w:val="002025A4"/>
     <w:rsid w:val="003D56CF"/>
     <w:rsid w:val="003E7CBF"/>
     <w:rsid w:val="00415012"/>
+    <w:rsid w:val="006263E4"/>
+    <w:rsid w:val="008546B7"/>
     <w:rsid w:val="008A67D7"/>
+    <w:rsid w:val="008C01DD"/>
     <w:rsid w:val="008F4219"/>
     <w:rsid w:val="009020F3"/>
     <w:rsid w:val="00A1650D"/>
     <w:rsid w:val="00AA04AE"/>
+    <w:rsid w:val="00B01F31"/>
+    <w:rsid w:val="00BD13D1"/>
     <w:rsid w:val="00C65959"/>
+    <w:rsid w:val="00CB650B"/>
+    <w:rsid w:val="00D74B72"/>
     <w:rsid w:val="00DE27C2"/>
+    <w:rsid w:val="00E61712"/>
     <w:rsid w:val="00F102CE"/>
+    <w:rsid w:val="00F477E7"/>
+    <w:rsid w:val="00F911C8"/>
     <w:rsid w:val="00FC1136"/>
     <w:rsid w:val="00FD47BA"/>
+    <w:rsid w:val="00FF1984"/>
   </w:rsids>
   <m:mathPr>
     <m:mathFont m:val="Cambria Math"/>
